--- a/www/content/abdomen-pelvis/Surgical anatomy of duodenum.docx
+++ b/www/content/abdomen-pelvis/Surgical anatomy of duodenum.docx
@@ -156,13 +156,8 @@
     </w:p>
     <w:p>
       <w:r>
-        <w:t xml:space="preserve">Attached to hepatoduodenal fold of lesser </w:t>
-      </w:r>
-      <w:proofErr w:type="spellStart"/>
-      <w:r>
-        <w:t>omentum</w:t>
-      </w:r>
-      <w:proofErr w:type="spellEnd"/>
+        <w:t>Attached to hepatoduodenal fold of lesser omentum</w:t>
+      </w:r>
     </w:p>
     <w:p/>
     <w:p>
@@ -282,41 +277,30 @@
     </w:p>
     <w:p/>
     <w:p>
-      <w:pPr>
-        <w:pStyle w:val="Heading2"/>
-      </w:pPr>
+      <w:r>
+        <w:t>[CLINICAL]</w:t>
+      </w:r>
       <w:r>
         <w:t>Peptic ulcer</w:t>
       </w:r>
     </w:p>
     <w:p>
-      <w:pPr>
+      <w:r>
+        <w:t>Peptic ulcer eroding the posterior wall of first part of duodenum</w:t>
+      </w:r>
+    </w:p>
+    <w:p>
+      <w:r>
+        <w:t>[WARNING]</w:t>
+      </w:r>
+      <w:r>
+        <w:t xml:space="preserve">Results in significant bleed from </w:t>
+      </w:r>
+      <w:r>
         <w:rPr>
-          <w:b/>
-          <w:bCs/>
+          <w:color w:val="EE0000"/>
         </w:rPr>
-      </w:pPr>
-      <w:r>
-        <w:rPr>
-          <w:b/>
-          <w:bCs/>
-        </w:rPr>
-        <w:t>Peptic ulcer eroding the posterior wall of first part of duodenum</w:t>
-      </w:r>
-    </w:p>
-    <w:p>
-      <w:pPr>
-        <w:rPr>
-          <w:b/>
-          <w:bCs/>
-        </w:rPr>
-      </w:pPr>
-      <w:r>
-        <w:rPr>
-          <w:b/>
-          <w:bCs/>
-        </w:rPr>
-        <w:t>Results in significant bleed from gastroduodenal artery</w:t>
+        <w:t>gastroduodenal artery</w:t>
       </w:r>
     </w:p>
     <w:sectPr>
@@ -1167,6 +1151,7 @@
   <w:style w:type="character" w:default="1" w:styleId="DefaultParagraphFont">
     <w:name w:val="Default Paragraph Font"/>
     <w:uiPriority w:val="1"/>
+    <w:semiHidden/>
     <w:unhideWhenUsed/>
   </w:style>
   <w:style w:type="table" w:default="1" w:styleId="TableNormal">

--- a/www/content/abdomen-pelvis/Surgical anatomy of duodenum.docx
+++ b/www/content/abdomen-pelvis/Surgical anatomy of duodenum.docx
@@ -70,102 +70,51 @@
         <w:t>Parts of duodenum</w:t>
       </w:r>
     </w:p>
+    <w:p>
+      <w:r>
+        <w:t>[SVG]</w:t>
+      </w:r>
+      <w:r>
+        <w:t xml:space="preserve"> parts of duodenum</w:t>
+      </w:r>
+      <w:r>
+        <w:t>.svg</w:t>
+      </w:r>
+    </w:p>
+    <w:p>
+      <w:pPr>
+        <w:pStyle w:val="Heading2"/>
+      </w:pPr>
+      <w:r>
+        <w:t>First part of duodenum</w:t>
+      </w:r>
+    </w:p>
+    <w:p>
+      <w:r>
+        <w:t xml:space="preserve">= Superior part </w:t>
+      </w:r>
+    </w:p>
+    <w:p>
+      <w:r>
+        <w:t>2.5 cms</w:t>
+      </w:r>
+    </w:p>
+    <w:p>
+      <w:r>
+        <w:t>Radiologically - called Duodenal bulb</w:t>
+      </w:r>
+    </w:p>
+    <w:p>
+      <w:r>
+        <w:t>Attached to hepatoduodenal fold of lesser omentum</w:t>
+      </w:r>
+    </w:p>
     <w:p/>
     <w:p>
-      <w:r>
-        <w:rPr>
-          <w:noProof/>
-        </w:rPr>
-        <w:drawing>
-          <wp:inline distT="0" distB="0" distL="0" distR="0" wp14:anchorId="039E3445" wp14:editId="09D02C5C">
-            <wp:extent cx="5731510" cy="3711575"/>
-            <wp:effectExtent l="0" t="0" r="2540" b="3175"/>
-            <wp:docPr id="1078261250" name="Picture 2" descr="Image"/>
-            <wp:cNvGraphicFramePr>
-              <a:graphicFrameLocks xmlns:a="http://schemas.openxmlformats.org/drawingml/2006/main" noChangeAspect="1"/>
-            </wp:cNvGraphicFramePr>
-            <a:graphic xmlns:a="http://schemas.openxmlformats.org/drawingml/2006/main">
-              <a:graphicData uri="http://schemas.openxmlformats.org/drawingml/2006/picture">
-                <pic:pic xmlns:pic="http://schemas.openxmlformats.org/drawingml/2006/picture">
-                  <pic:nvPicPr>
-                    <pic:cNvPr id="0" name="Picture 3" descr="Image"/>
-                    <pic:cNvPicPr>
-                      <a:picLocks noChangeAspect="1" noChangeArrowheads="1"/>
-                    </pic:cNvPicPr>
-                  </pic:nvPicPr>
-                  <pic:blipFill>
-                    <a:blip r:embed="rId5" cstate="print">
-                      <a:extLst>
-                        <a:ext uri="{28A0092B-C50C-407E-A947-70E740481C1C}">
-                          <a14:useLocalDpi xmlns:a14="http://schemas.microsoft.com/office/drawing/2010/main" val="0"/>
-                        </a:ext>
-                      </a:extLst>
-                    </a:blip>
-                    <a:srcRect/>
-                    <a:stretch>
-                      <a:fillRect/>
-                    </a:stretch>
-                  </pic:blipFill>
-                  <pic:spPr bwMode="auto">
-                    <a:xfrm>
-                      <a:off x="0" y="0"/>
-                      <a:ext cx="5731510" cy="3711575"/>
-                    </a:xfrm>
-                    <a:prstGeom prst="rect">
-                      <a:avLst/>
-                    </a:prstGeom>
-                    <a:noFill/>
-                    <a:ln>
-                      <a:noFill/>
-                    </a:ln>
-                  </pic:spPr>
-                </pic:pic>
-              </a:graphicData>
-            </a:graphic>
-          </wp:inline>
-        </w:drawing>
-      </w:r>
-    </w:p>
-    <w:p>
       <w:pPr>
         <w:pStyle w:val="Heading2"/>
       </w:pPr>
       <w:r>
-        <w:t>First part of duodenum</w:t>
-      </w:r>
-    </w:p>
-    <w:p>
-      <w:r>
-        <w:t xml:space="preserve">= Superior part </w:t>
-      </w:r>
-    </w:p>
-    <w:p>
-      <w:r>
-        <w:t xml:space="preserve">2.5 </w:t>
-      </w:r>
-      <w:proofErr w:type="spellStart"/>
-      <w:r>
-        <w:t>cms</w:t>
-      </w:r>
-      <w:proofErr w:type="spellEnd"/>
-    </w:p>
-    <w:p>
-      <w:r>
-        <w:t>Radiologically - called Duodenal bulb</w:t>
-      </w:r>
-    </w:p>
-    <w:p>
-      <w:r>
-        <w:t>Attached to hepatoduodenal fold of lesser omentum</w:t>
-      </w:r>
-    </w:p>
-    <w:p/>
-    <w:p>
-      <w:pPr>
-        <w:pStyle w:val="Heading2"/>
-      </w:pPr>
-      <w:r>
-        <w:lastRenderedPageBreak/>
         <w:t>At risk relations - posteriorly</w:t>
       </w:r>
     </w:p>
@@ -203,15 +152,20 @@
           <w:numId w:val="2"/>
         </w:numPr>
       </w:pPr>
-      <w:proofErr w:type="spellStart"/>
       <w:r>
         <w:rPr>
           <w:b/>
           <w:bCs/>
         </w:rPr>
-        <w:t>Portl</w:t>
-      </w:r>
-      <w:proofErr w:type="spellEnd"/>
+        <w:t>Port</w:t>
+      </w:r>
+      <w:r>
+        <w:rPr>
+          <w:b/>
+          <w:bCs/>
+        </w:rPr>
+        <w:t>al</w:t>
+      </w:r>
       <w:r>
         <w:rPr>
           <w:b/>
@@ -222,76 +176,38 @@
     </w:p>
     <w:p>
       <w:r>
+        <w:t>[SVG]</w:t>
+      </w:r>
+      <w:r>
+        <w:t xml:space="preserve"> </w:t>
+      </w:r>
+      <w:r>
+        <w:t>relations of first part of duodenum</w:t>
+      </w:r>
+      <w:r>
+        <w:t>.svg</w:t>
+      </w:r>
+    </w:p>
+    <w:p>
+      <w:pPr>
         <w:rPr>
-          <w:noProof/>
+          <w:color w:val="EE0000"/>
         </w:rPr>
-        <w:drawing>
-          <wp:inline distT="0" distB="0" distL="0" distR="0" wp14:anchorId="15BB3603" wp14:editId="1D330DFE">
-            <wp:extent cx="5731510" cy="3734435"/>
-            <wp:effectExtent l="0" t="0" r="0" b="0"/>
-            <wp:docPr id="2142625536" name="Picture 3" descr="Background image"/>
-            <wp:cNvGraphicFramePr>
-              <a:graphicFrameLocks xmlns:a="http://schemas.openxmlformats.org/drawingml/2006/main" noChangeAspect="1"/>
-            </wp:cNvGraphicFramePr>
-            <a:graphic xmlns:a="http://schemas.openxmlformats.org/drawingml/2006/main">
-              <a:graphicData uri="http://schemas.openxmlformats.org/drawingml/2006/picture">
-                <pic:pic xmlns:pic="http://schemas.openxmlformats.org/drawingml/2006/picture">
-                  <pic:nvPicPr>
-                    <pic:cNvPr id="0" name="Picture 32" descr="Background image"/>
-                    <pic:cNvPicPr>
-                      <a:picLocks noChangeAspect="1" noChangeArrowheads="1"/>
-                    </pic:cNvPicPr>
-                  </pic:nvPicPr>
-                  <pic:blipFill>
-                    <a:blip r:embed="rId6">
-                      <a:extLst>
-                        <a:ext uri="{28A0092B-C50C-407E-A947-70E740481C1C}">
-                          <a14:useLocalDpi xmlns:a14="http://schemas.microsoft.com/office/drawing/2010/main" val="0"/>
-                        </a:ext>
-                      </a:extLst>
-                    </a:blip>
-                    <a:srcRect/>
-                    <a:stretch>
-                      <a:fillRect/>
-                    </a:stretch>
-                  </pic:blipFill>
-                  <pic:spPr bwMode="auto">
-                    <a:xfrm>
-                      <a:off x="0" y="0"/>
-                      <a:ext cx="5731510" cy="3734435"/>
-                    </a:xfrm>
-                    <a:prstGeom prst="rect">
-                      <a:avLst/>
-                    </a:prstGeom>
-                    <a:noFill/>
-                    <a:ln>
-                      <a:noFill/>
-                    </a:ln>
-                  </pic:spPr>
-                </pic:pic>
-              </a:graphicData>
-            </a:graphic>
-          </wp:inline>
-        </w:drawing>
-      </w:r>
-    </w:p>
-    <w:p/>
-    <w:p>
+      </w:pPr>
       <w:r>
         <w:t>[CLINICAL]</w:t>
       </w:r>
       <w:r>
         <w:t>Peptic ulcer</w:t>
       </w:r>
-    </w:p>
-    <w:p>
+      <w:r>
+        <w:t xml:space="preserve">: </w:t>
+      </w:r>
       <w:r>
         <w:t>Peptic ulcer eroding the posterior wall of first part of duodenum</w:t>
       </w:r>
-    </w:p>
-    <w:p>
-      <w:r>
-        <w:t>[WARNING]</w:t>
+      <w:r>
+        <w:t xml:space="preserve"> - </w:t>
       </w:r>
       <w:r>
         <w:t xml:space="preserve">Results in significant bleed from </w:t>
@@ -303,6 +219,106 @@
         <w:t>gastroduodenal artery</w:t>
       </w:r>
     </w:p>
+    <w:p>
+      <w:pPr>
+        <w:rPr>
+          <w:color w:val="EE0000"/>
+        </w:rPr>
+      </w:pPr>
+    </w:p>
+    <w:p>
+      <w:r>
+        <w:t>____MCQ_START</w:t>
+      </w:r>
+      <w:r>
+        <w:t>____</w:t>
+      </w:r>
+    </w:p>
+    <w:p>
+      <w:r>
+        <w:t>Q1. The duodenum is best described as:</w:t>
+      </w:r>
+      <w:r>
+        <w:br/>
+        <w:t>A. Longest part of small intestine</w:t>
+      </w:r>
+      <w:r>
+        <w:br/>
+        <w:t>B. Terminal part of large intestine</w:t>
+      </w:r>
+      <w:r>
+        <w:br/>
+      </w:r>
+      <w:r>
+        <w:lastRenderedPageBreak/>
+        <w:t>C. First part of small intestine forming a C-shaped loop[CORRECT]</w:t>
+      </w:r>
+      <w:r>
+        <w:br/>
+        <w:t>D. Intraperitoneal organ throughout</w:t>
+      </w:r>
+    </w:p>
+    <w:p>
+      <w:r>
+        <w:t>_____</w:t>
+      </w:r>
+    </w:p>
+    <w:p>
+      <w:r>
+        <w:t>Q2. The major duodenal papilla, where bile and pancreatic ducts open, is located in:</w:t>
+      </w:r>
+      <w:r>
+        <w:br/>
+        <w:t>A. First part of duodenum</w:t>
+      </w:r>
+      <w:r>
+        <w:br/>
+        <w:t>B. Second (descending) part of duodenum[CORRECT]</w:t>
+      </w:r>
+      <w:r>
+        <w:br/>
+        <w:t>C. Third (horizontal) part</w:t>
+      </w:r>
+      <w:r>
+        <w:br/>
+        <w:t>D. Fourth (ascending) part</w:t>
+      </w:r>
+    </w:p>
+    <w:p>
+      <w:r>
+        <w:t>_____</w:t>
+      </w:r>
+    </w:p>
+    <w:p>
+      <w:r>
+        <w:t>Q3. The third (horizontal) part of the duodenum is crossed anteriorly by:</w:t>
+      </w:r>
+      <w:r>
+        <w:br/>
+        <w:t>A. Portal vein</w:t>
+      </w:r>
+      <w:r>
+        <w:br/>
+        <w:t>B. Inferior vena cava</w:t>
+      </w:r>
+      <w:r>
+        <w:br/>
+        <w:t>C. Superior mesenteric vessels[CORRECT]</w:t>
+      </w:r>
+      <w:r>
+        <w:br/>
+        <w:t>D. Splenic artery</w:t>
+      </w:r>
+    </w:p>
+    <w:p>
+      <w:r>
+        <w:t>____MCQ_END</w:t>
+      </w:r>
+      <w:r>
+        <w:t>____</w:t>
+      </w:r>
+    </w:p>
+    <w:p/>
     <w:sectPr>
       <w:pgSz w:w="11906" w:h="16838"/>
       <w:pgMar w:top="1440" w:right="1440" w:bottom="1440" w:left="1440" w:header="708" w:footer="708" w:gutter="0"/>
